--- a/storage/chetapyi/template/autemplate.docx
+++ b/storage/chetapyi/template/autemplate.docx
@@ -282,7 +282,7 @@
           <w:szCs w:val="20"/>
           <w:lang w:eastAsia="es-PY"/>
         </w:rPr>
-        <w:t xml:space="preserve"> Superficie Construida: </w:t>
+        <w:t xml:space="preserve"> </w:t>
       </w:r>
       <w:r>
         <w:rPr>
@@ -293,21 +293,43 @@
           <w:szCs w:val="20"/>
           <w:lang w:eastAsia="es-PY"/>
         </w:rPr>
-        <w:t>4</w:t>
-      </w:r>
-      <w:r>
-        <w:rPr>
-          <w:rFonts w:ascii="Arial" w:eastAsia="Times New Roman" w:hAnsi="Arial" w:cs="Arial"/>
-          <w:b/>
-          <w:bCs/>
-          <w:sz w:val="20"/>
-          <w:szCs w:val="20"/>
-          <w:lang w:eastAsia="es-PY"/>
-        </w:rPr>
-        <w:t>4</w:t>
+        <w:t>INCLUSIVA</w:t>
       </w:r>
       <w:bookmarkStart w:id="0" w:name="_GoBack"/>
       <w:bookmarkEnd w:id="0"/>
+      <w:r>
+        <w:rPr>
+          <w:rFonts w:ascii="Arial" w:eastAsia="Times New Roman" w:hAnsi="Arial" w:cs="Arial"/>
+          <w:b/>
+          <w:bCs/>
+          <w:sz w:val="20"/>
+          <w:szCs w:val="20"/>
+          <w:lang w:eastAsia="es-PY"/>
+        </w:rPr>
+        <w:t xml:space="preserve">Superficie Construida: </w:t>
+      </w:r>
+      <w:r>
+        <w:rPr>
+          <w:rFonts w:ascii="Arial" w:eastAsia="Times New Roman" w:hAnsi="Arial" w:cs="Arial"/>
+          <w:b/>
+          <w:bCs/>
+          <w:sz w:val="20"/>
+          <w:szCs w:val="20"/>
+          <w:lang w:eastAsia="es-PY"/>
+        </w:rPr>
+        <w:t>4</w:t>
+      </w:r>
+      <w:r>
+        <w:rPr>
+          <w:rFonts w:ascii="Arial" w:eastAsia="Times New Roman" w:hAnsi="Arial" w:cs="Arial"/>
+          <w:b/>
+          <w:bCs/>
+          <w:sz w:val="20"/>
+          <w:szCs w:val="20"/>
+          <w:lang w:eastAsia="es-PY"/>
+        </w:rPr>
+        <w:t>7,08</w:t>
+      </w:r>
       <w:r>
         <w:rPr>
           <w:rFonts w:ascii="Arial" w:eastAsia="Times New Roman" w:hAnsi="Arial" w:cs="Arial"/>
@@ -1905,7 +1927,7 @@
 </file>
 
 <file path=customXml/itemProps1.xml><?xml version="1.0" encoding="utf-8"?>
-<ds:datastoreItem xmlns:ds="http://schemas.openxmlformats.org/officeDocument/2006/customXml" ds:itemID="{87DBD31C-12F6-4D37-BFD7-00139BEDE388}">
+<ds:datastoreItem xmlns:ds="http://schemas.openxmlformats.org/officeDocument/2006/customXml" ds:itemID="{1FD0E63F-EB7F-4D93-9B7B-219E830374A4}">
   <ds:schemaRefs>
     <ds:schemaRef ds:uri="http://schemas.openxmlformats.org/officeDocument/2006/bibliography"/>
   </ds:schemaRefs>

--- a/storage/chetapyi/template/autemplate.docx
+++ b/storage/chetapyi/template/autemplate.docx
@@ -293,7 +293,18 @@
           <w:szCs w:val="20"/>
           <w:lang w:eastAsia="es-PY"/>
         </w:rPr>
-        <w:t>INCLUSIVA</w:t>
+        <w:t>INCLUSIV</w:t>
+      </w:r>
+      <w:r>
+        <w:rPr>
+          <w:rFonts w:ascii="Arial" w:eastAsia="Times New Roman" w:hAnsi="Arial" w:cs="Arial"/>
+          <w:b/>
+          <w:bCs/>
+          <w:sz w:val="20"/>
+          <w:szCs w:val="20"/>
+          <w:lang w:eastAsia="es-PY"/>
+        </w:rPr>
+        <w:t xml:space="preserve">A </w:t>
       </w:r>
       <w:bookmarkStart w:id="0" w:name="_GoBack"/>
       <w:bookmarkEnd w:id="0"/>
@@ -1927,7 +1938,7 @@
 </file>
 
 <file path=customXml/itemProps1.xml><?xml version="1.0" encoding="utf-8"?>
-<ds:datastoreItem xmlns:ds="http://schemas.openxmlformats.org/officeDocument/2006/customXml" ds:itemID="{1FD0E63F-EB7F-4D93-9B7B-219E830374A4}">
+<ds:datastoreItem xmlns:ds="http://schemas.openxmlformats.org/officeDocument/2006/customXml" ds:itemID="{DDC77C57-01F5-44BD-AC16-B10CBEEC86C5}">
   <ds:schemaRefs>
     <ds:schemaRef ds:uri="http://schemas.openxmlformats.org/officeDocument/2006/bibliography"/>
   </ds:schemaRefs>

--- a/storage/chetapyi/template/autemplate.docx
+++ b/storage/chetapyi/template/autemplate.docx
@@ -282,7 +282,7 @@
           <w:szCs w:val="20"/>
           <w:lang w:eastAsia="es-PY"/>
         </w:rPr>
-        <w:t xml:space="preserve"> </w:t>
+        <w:t xml:space="preserve"> Superficie Construida: </w:t>
       </w:r>
       <w:r>
         <w:rPr>
@@ -293,7 +293,7 @@
           <w:szCs w:val="20"/>
           <w:lang w:eastAsia="es-PY"/>
         </w:rPr>
-        <w:t>INCLUSIV</w:t>
+        <w:t>4</w:t>
       </w:r>
       <w:r>
         <w:rPr>
@@ -304,43 +304,10 @@
           <w:szCs w:val="20"/>
           <w:lang w:eastAsia="es-PY"/>
         </w:rPr>
-        <w:t xml:space="preserve">A </w:t>
+        <w:t>4</w:t>
       </w:r>
       <w:bookmarkStart w:id="0" w:name="_GoBack"/>
       <w:bookmarkEnd w:id="0"/>
-      <w:r>
-        <w:rPr>
-          <w:rFonts w:ascii="Arial" w:eastAsia="Times New Roman" w:hAnsi="Arial" w:cs="Arial"/>
-          <w:b/>
-          <w:bCs/>
-          <w:sz w:val="20"/>
-          <w:szCs w:val="20"/>
-          <w:lang w:eastAsia="es-PY"/>
-        </w:rPr>
-        <w:t xml:space="preserve">Superficie Construida: </w:t>
-      </w:r>
-      <w:r>
-        <w:rPr>
-          <w:rFonts w:ascii="Arial" w:eastAsia="Times New Roman" w:hAnsi="Arial" w:cs="Arial"/>
-          <w:b/>
-          <w:bCs/>
-          <w:sz w:val="20"/>
-          <w:szCs w:val="20"/>
-          <w:lang w:eastAsia="es-PY"/>
-        </w:rPr>
-        <w:t>4</w:t>
-      </w:r>
-      <w:r>
-        <w:rPr>
-          <w:rFonts w:ascii="Arial" w:eastAsia="Times New Roman" w:hAnsi="Arial" w:cs="Arial"/>
-          <w:b/>
-          <w:bCs/>
-          <w:sz w:val="20"/>
-          <w:szCs w:val="20"/>
-          <w:lang w:eastAsia="es-PY"/>
-        </w:rPr>
-        <w:t>7,08</w:t>
-      </w:r>
       <w:r>
         <w:rPr>
           <w:rFonts w:ascii="Arial" w:eastAsia="Times New Roman" w:hAnsi="Arial" w:cs="Arial"/>
@@ -1938,7 +1905,7 @@
 </file>
 
 <file path=customXml/itemProps1.xml><?xml version="1.0" encoding="utf-8"?>
-<ds:datastoreItem xmlns:ds="http://schemas.openxmlformats.org/officeDocument/2006/customXml" ds:itemID="{DDC77C57-01F5-44BD-AC16-B10CBEEC86C5}">
+<ds:datastoreItem xmlns:ds="http://schemas.openxmlformats.org/officeDocument/2006/customXml" ds:itemID="{A4C9B1EA-4FAF-4D4D-A8E9-2E023F428989}">
   <ds:schemaRefs>
     <ds:schemaRef ds:uri="http://schemas.openxmlformats.org/officeDocument/2006/bibliography"/>
   </ds:schemaRefs>

--- a/storage/chetapyi/template/autemplate.docx
+++ b/storage/chetapyi/template/autemplate.docx
@@ -293,8 +293,10 @@
           <w:szCs w:val="20"/>
           <w:lang w:eastAsia="es-PY"/>
         </w:rPr>
-        <w:t>4</w:t>
-      </w:r>
+        <w:t>56,</w:t>
+      </w:r>
+      <w:bookmarkStart w:id="0" w:name="_GoBack"/>
+      <w:bookmarkEnd w:id="0"/>
       <w:r>
         <w:rPr>
           <w:rFonts w:ascii="Arial" w:eastAsia="Times New Roman" w:hAnsi="Arial" w:cs="Arial"/>
@@ -304,10 +306,8 @@
           <w:szCs w:val="20"/>
           <w:lang w:eastAsia="es-PY"/>
         </w:rPr>
-        <w:t>4</w:t>
-      </w:r>
-      <w:bookmarkStart w:id="0" w:name="_GoBack"/>
-      <w:bookmarkEnd w:id="0"/>
+        <w:t>80</w:t>
+      </w:r>
       <w:r>
         <w:rPr>
           <w:rFonts w:ascii="Arial" w:eastAsia="Times New Roman" w:hAnsi="Arial" w:cs="Arial"/>
@@ -1905,7 +1905,7 @@
 </file>
 
 <file path=customXml/itemProps1.xml><?xml version="1.0" encoding="utf-8"?>
-<ds:datastoreItem xmlns:ds="http://schemas.openxmlformats.org/officeDocument/2006/customXml" ds:itemID="{A4C9B1EA-4FAF-4D4D-A8E9-2E023F428989}">
+<ds:datastoreItem xmlns:ds="http://schemas.openxmlformats.org/officeDocument/2006/customXml" ds:itemID="{580DAB26-D557-4126-83F0-DA5334EE04A5}">
   <ds:schemaRefs>
     <ds:schemaRef ds:uri="http://schemas.openxmlformats.org/officeDocument/2006/bibliography"/>
   </ds:schemaRefs>

--- a/storage/chetapyi/template/autemplate.docx
+++ b/storage/chetapyi/template/autemplate.docx
@@ -293,21 +293,32 @@
           <w:szCs w:val="20"/>
           <w:lang w:eastAsia="es-PY"/>
         </w:rPr>
-        <w:t>56,</w:t>
+        <w:t>52</w:t>
+      </w:r>
+      <w:r>
+        <w:rPr>
+          <w:rFonts w:ascii="Arial" w:eastAsia="Times New Roman" w:hAnsi="Arial" w:cs="Arial"/>
+          <w:b/>
+          <w:bCs/>
+          <w:sz w:val="20"/>
+          <w:szCs w:val="20"/>
+          <w:lang w:eastAsia="es-PY"/>
+        </w:rPr>
+        <w:t>,</w:t>
+      </w:r>
+      <w:r>
+        <w:rPr>
+          <w:rFonts w:ascii="Arial" w:eastAsia="Times New Roman" w:hAnsi="Arial" w:cs="Arial"/>
+          <w:b/>
+          <w:bCs/>
+          <w:sz w:val="20"/>
+          <w:szCs w:val="20"/>
+          <w:lang w:eastAsia="es-PY"/>
+        </w:rPr>
+        <w:t>00</w:t>
       </w:r>
       <w:bookmarkStart w:id="0" w:name="_GoBack"/>
       <w:bookmarkEnd w:id="0"/>
-      <w:r>
-        <w:rPr>
-          <w:rFonts w:ascii="Arial" w:eastAsia="Times New Roman" w:hAnsi="Arial" w:cs="Arial"/>
-          <w:b/>
-          <w:bCs/>
-          <w:sz w:val="20"/>
-          <w:szCs w:val="20"/>
-          <w:lang w:eastAsia="es-PY"/>
-        </w:rPr>
-        <w:t>80</w:t>
-      </w:r>
       <w:r>
         <w:rPr>
           <w:rFonts w:ascii="Arial" w:eastAsia="Times New Roman" w:hAnsi="Arial" w:cs="Arial"/>
@@ -1905,7 +1916,7 @@
 </file>
 
 <file path=customXml/itemProps1.xml><?xml version="1.0" encoding="utf-8"?>
-<ds:datastoreItem xmlns:ds="http://schemas.openxmlformats.org/officeDocument/2006/customXml" ds:itemID="{580DAB26-D557-4126-83F0-DA5334EE04A5}">
+<ds:datastoreItem xmlns:ds="http://schemas.openxmlformats.org/officeDocument/2006/customXml" ds:itemID="{D753AA21-942F-4960-99DB-A57713CE2E38}">
   <ds:schemaRefs>
     <ds:schemaRef ds:uri="http://schemas.openxmlformats.org/officeDocument/2006/bibliography"/>
   </ds:schemaRefs>

--- a/storage/chetapyi/template/autemplate.docx
+++ b/storage/chetapyi/template/autemplate.docx
@@ -293,7 +293,7 @@
           <w:szCs w:val="20"/>
           <w:lang w:eastAsia="es-PY"/>
         </w:rPr>
-        <w:t>52</w:t>
+        <w:t>45</w:t>
       </w:r>
       <w:r>
         <w:rPr>
@@ -315,7 +315,7 @@
           <w:szCs w:val="20"/>
           <w:lang w:eastAsia="es-PY"/>
         </w:rPr>
-        <w:t>00</w:t>
+        <w:t>18</w:t>
       </w:r>
       <w:bookmarkStart w:id="0" w:name="_GoBack"/>
       <w:bookmarkEnd w:id="0"/>
@@ -1916,7 +1916,7 @@
 </file>
 
 <file path=customXml/itemProps1.xml><?xml version="1.0" encoding="utf-8"?>
-<ds:datastoreItem xmlns:ds="http://schemas.openxmlformats.org/officeDocument/2006/customXml" ds:itemID="{D753AA21-942F-4960-99DB-A57713CE2E38}">
+<ds:datastoreItem xmlns:ds="http://schemas.openxmlformats.org/officeDocument/2006/customXml" ds:itemID="{29DD953D-57B4-4400-A7A5-1612C65102E7}">
   <ds:schemaRefs>
     <ds:schemaRef ds:uri="http://schemas.openxmlformats.org/officeDocument/2006/bibliography"/>
   </ds:schemaRefs>
